--- a/spa/docx/31.content.docx
+++ b/spa/docx/31.content.docx
@@ -28,22 +28,6 @@
       </w:r>
     </w:p>
     <w:p>
-      <w:pPr>
-        <w:pStyle w:val="Heading2"/>
-      </w:pPr>
-      <w:r>
-        <w:rPr>
-          <w:lang w:val="es_ES" w:bidi="es_ES"/>
-        </w:rPr>
-        <w:t>License Information</w:t>
-      </w:r>
-      <w:r>
-        <w:rPr>
-          <w:lang w:val="es_ES" w:bidi="es_ES"/>
-        </w:rPr>
-      </w:r>
-    </w:p>
-    <w:p>
       <w:pPr/>
       <w:r>
         <w:rPr>
@@ -61,13 +45,7 @@
         <w:rPr>
           <w:lang w:val="es_ES" w:bidi="es_ES"/>
         </w:rPr>
-        <w:t xml:space="preserve"> (Spanish) is based on</w:t>
-      </w:r>
-      <w:r>
-        <w:rPr>
-          <w:lang w:val="es_ES" w:bidi="es_ES"/>
-        </w:rPr>
-        <w:t xml:space="preserve">: </w:t>
+        <w:t xml:space="preserve"> (Spanish) is based on: </w:t>
       </w:r>
       <w:r>
         <w:rPr>
@@ -188,19 +166,6 @@
       <w:pPr>
         <w:pStyle w:val="Heading2"/>
       </w:pPr>
-      <w:r>
-        <w:rPr>
-          <w:lang w:val="es_ES" w:bidi="es_ES"/>
-        </w:rPr>
-      </w:r>
-    </w:p>
-    <w:p>
-      <w:pPr/>
-      <w:r>
-        <w:rPr>
-          <w:lang w:val="es_ES" w:bidi="es_ES"/>
-        </w:rPr>
-      </w:r>
       <w:r>
         <w:rPr>
           <w:lang w:val="es_ES" w:bidi="es_ES"/>

--- a/spa/docx/31.content.docx
+++ b/spa/docx/31.content.docx
@@ -45,19 +45,7 @@
         <w:rPr>
           <w:lang w:val="es_ES" w:bidi="es_ES"/>
         </w:rPr>
-        <w:t xml:space="preserve"> (Spanish) is based on: </w:t>
-      </w:r>
-      <w:r>
-        <w:rPr>
-          <w:lang w:val="es_ES" w:bidi="es_ES"/>
-        </w:rPr>
-        <w:t>Reina Valera 1909</w:t>
-      </w:r>
-      <w:r>
-        <w:rPr>
-          <w:lang w:val="es_ES" w:bidi="es_ES"/>
-        </w:rPr>
-        <w:t xml:space="preserve">, </w:t>
+        <w:t xml:space="preserve"> © 1909 </w:t>
       </w:r>
       <w:hyperlink r:id="rId13">
         <w:r>
@@ -75,9 +63,9 @@
         <w:rPr>
           <w:lang w:val="es_ES" w:bidi="es_ES"/>
         </w:rPr>
-        <w:t xml:space="preserve">, None, which is licensed under a </w:t>
-      </w:r>
-      <w:hyperlink r:id="rId14">
+        <w:t xml:space="preserve">, licensed under a </w:t>
+      </w:r>
+      <w:hyperlink r:id="rId13">
         <w:r>
           <w:rPr>
             <w:lang w:val="es_ES" w:bidi="es_ES"/>
@@ -94,25 +82,6 @@
           <w:lang w:val="es_ES" w:bidi="es_ES"/>
         </w:rPr>
         <w:t>.</w:t>
-      </w:r>
-      <w:r>
-        <w:rPr>
-          <w:lang w:val="es_ES" w:bidi="es_ES"/>
-        </w:rPr>
-      </w:r>
-    </w:p>
-    <w:p>
-      <w:pPr/>
-      <w:r>
-        <w:rPr>
-          <w:lang w:val="es_ES" w:bidi="es_ES"/>
-        </w:rPr>
-      </w:r>
-      <w:r>
-        <w:rPr>
-          <w:lang w:val="es_ES" w:bidi="es_ES"/>
-        </w:rPr>
-        <w:t>This PDF version is provided under the same license.</w:t>
       </w:r>
       <w:r>
         <w:rPr>
@@ -212,14 +181,6 @@
       </w:pPr>
     </w:p>
     <w:p>
-      <w:pPr/>
-      <w:r>
-        <w:rPr>
-          <w:lang w:val="es_ES" w:bidi="es_ES"/>
-        </w:rPr>
-      </w:r>
-    </w:p>
-    <w:p>
       <w:pPr>
         <w:pStyle w:val="Heading2"/>
       </w:pPr>
@@ -227,7 +188,7 @@
         <w:rPr>
           <w:lang w:val="es_ES" w:bidi="es_ES"/>
         </w:rPr>
-        <w:t>Obadiah 1:1</w:t>
+        <w:t>Abdías 1:1</w:t>
       </w:r>
       <w:r>
         <w:rPr>
@@ -255,16 +216,6 @@
         </w:rPr>
         <w:t xml:space="preserve"> VISIÓN de Abdías. El Señor Jehová ha dicho así cuanto á Edom: Oído hemos el pregón de Jehová, y mensajero es enviado á las gentes. Levantaos, y levantémonos contra ella en batalla.</w:t>
       </w:r>
-      <w:r>
-        <w:rPr>
-          <w:lang w:val="es_ES" w:bidi="es_ES"/>
-        </w:rPr>
-      </w:r>
-      <w:r>
-        <w:rPr>
-          <w:lang w:val="es_ES" w:bidi="es_ES"/>
-        </w:rPr>
-      </w:r>
     </w:p>
     <w:p>
       <w:pPr/>
@@ -273,6 +224,19 @@
           <w:lang w:val="es_ES" w:bidi="es_ES"/>
         </w:rPr>
       </w:r>
+      <w:r>
+        <w:rPr>
+          <w:vertAlign w:val="superscript"/>
+          <w:lang w:val="es_ES" w:bidi="es_ES"/>
+        </w:rPr>
+        <w:t>2</w:t>
+      </w:r>
+      <w:r>
+        <w:rPr>
+          <w:lang w:val="es_ES" w:bidi="es_ES"/>
+        </w:rPr>
+        <w:t xml:space="preserve"> He aquí, pequeño te he hecho entre las gentes; abatido eres tú en gran manera.</w:t>
+      </w:r>
     </w:p>
     <w:p>
       <w:pPr/>
@@ -286,23 +250,13 @@
           <w:vertAlign w:val="superscript"/>
           <w:lang w:val="es_ES" w:bidi="es_ES"/>
         </w:rPr>
-        <w:t>2</w:t>
-      </w:r>
-      <w:r>
-        <w:rPr>
-          <w:lang w:val="es_ES" w:bidi="es_ES"/>
-        </w:rPr>
-        <w:t xml:space="preserve"> He aquí, pequeño te he hecho entre las gentes; abatido eres tú en gran manera.</w:t>
-      </w:r>
-      <w:r>
-        <w:rPr>
-          <w:lang w:val="es_ES" w:bidi="es_ES"/>
-        </w:rPr>
-      </w:r>
-      <w:r>
-        <w:rPr>
-          <w:lang w:val="es_ES" w:bidi="es_ES"/>
-        </w:rPr>
+        <w:t>3</w:t>
+      </w:r>
+      <w:r>
+        <w:rPr>
+          <w:lang w:val="es_ES" w:bidi="es_ES"/>
+        </w:rPr>
+        <w:t xml:space="preserve"> La soberbia de tu corazón te ha engañado, tú que moras en las hendiduras de las peñas, en tu altísima morada; que dices en tu corazón: ¿Quién me derribará á tierra?</w:t>
       </w:r>
     </w:p>
     <w:p>
@@ -312,6 +266,19 @@
           <w:lang w:val="es_ES" w:bidi="es_ES"/>
         </w:rPr>
       </w:r>
+      <w:r>
+        <w:rPr>
+          <w:vertAlign w:val="superscript"/>
+          <w:lang w:val="es_ES" w:bidi="es_ES"/>
+        </w:rPr>
+        <w:t>4</w:t>
+      </w:r>
+      <w:r>
+        <w:rPr>
+          <w:lang w:val="es_ES" w:bidi="es_ES"/>
+        </w:rPr>
+        <w:t xml:space="preserve"> Si te encaramares como águila, y si entre las estrellas pusieres tu nido, de ahí te derribaré, dice Jehová.</w:t>
+      </w:r>
     </w:p>
     <w:p>
       <w:pPr/>
@@ -325,23 +292,13 @@
           <w:vertAlign w:val="superscript"/>
           <w:lang w:val="es_ES" w:bidi="es_ES"/>
         </w:rPr>
-        <w:t>3</w:t>
-      </w:r>
-      <w:r>
-        <w:rPr>
-          <w:lang w:val="es_ES" w:bidi="es_ES"/>
-        </w:rPr>
-        <w:t xml:space="preserve"> La soberbia de tu corazón te ha engañado, tú que moras en las hendiduras de las peñas, en tu altísima morada; que dices en tu corazón: ¿Quién me derribará á tierra?</w:t>
-      </w:r>
-      <w:r>
-        <w:rPr>
-          <w:lang w:val="es_ES" w:bidi="es_ES"/>
-        </w:rPr>
-      </w:r>
-      <w:r>
-        <w:rPr>
-          <w:lang w:val="es_ES" w:bidi="es_ES"/>
-        </w:rPr>
+        <w:t>5</w:t>
+      </w:r>
+      <w:r>
+        <w:rPr>
+          <w:lang w:val="es_ES" w:bidi="es_ES"/>
+        </w:rPr>
+        <w:t xml:space="preserve"> Si ladrones vinieran á ti, ó robadores de noche (¡cómo has sido destruído!) ¿no hurtaran lo que les bastase? Pues si entraran á ti vendimiadores, aun dejaran algún rebusco.</w:t>
       </w:r>
     </w:p>
     <w:p>
@@ -351,6 +308,19 @@
           <w:lang w:val="es_ES" w:bidi="es_ES"/>
         </w:rPr>
       </w:r>
+      <w:r>
+        <w:rPr>
+          <w:vertAlign w:val="superscript"/>
+          <w:lang w:val="es_ES" w:bidi="es_ES"/>
+        </w:rPr>
+        <w:t>6</w:t>
+      </w:r>
+      <w:r>
+        <w:rPr>
+          <w:lang w:val="es_ES" w:bidi="es_ES"/>
+        </w:rPr>
+        <w:t xml:space="preserve"> ¡Cómo fueron escudriñadas las cosas de Esaú! sus cosas escondidas fueron buscadas.</w:t>
+      </w:r>
     </w:p>
     <w:p>
       <w:pPr/>
@@ -364,23 +334,13 @@
           <w:vertAlign w:val="superscript"/>
           <w:lang w:val="es_ES" w:bidi="es_ES"/>
         </w:rPr>
-        <w:t>4</w:t>
-      </w:r>
-      <w:r>
-        <w:rPr>
-          <w:lang w:val="es_ES" w:bidi="es_ES"/>
-        </w:rPr>
-        <w:t xml:space="preserve"> Si te encaramares como águila, y si entre las estrellas pusieres tu nido, de ahí te derribaré, dice Jehová.</w:t>
-      </w:r>
-      <w:r>
-        <w:rPr>
-          <w:lang w:val="es_ES" w:bidi="es_ES"/>
-        </w:rPr>
-      </w:r>
-      <w:r>
-        <w:rPr>
-          <w:lang w:val="es_ES" w:bidi="es_ES"/>
-        </w:rPr>
+        <w:t>7</w:t>
+      </w:r>
+      <w:r>
+        <w:rPr>
+          <w:lang w:val="es_ES" w:bidi="es_ES"/>
+        </w:rPr>
+        <w:t xml:space="preserve"> Hasta el término te hicieron llegar todos tus aliados; te han engañado tus pacíficos, prevalecieron contra ti; los que comían tu pan, pusieron el lazo debajo de ti: no hay en él entendimiento.</w:t>
       </w:r>
     </w:p>
     <w:p>
@@ -390,6 +350,19 @@
           <w:lang w:val="es_ES" w:bidi="es_ES"/>
         </w:rPr>
       </w:r>
+      <w:r>
+        <w:rPr>
+          <w:vertAlign w:val="superscript"/>
+          <w:lang w:val="es_ES" w:bidi="es_ES"/>
+        </w:rPr>
+        <w:t>8</w:t>
+      </w:r>
+      <w:r>
+        <w:rPr>
+          <w:lang w:val="es_ES" w:bidi="es_ES"/>
+        </w:rPr>
+        <w:t xml:space="preserve"> ¿No haré que perezcan en aquel día, dice Jehová, los sabios de Edom, y la prudencia del monte de Esaú?</w:t>
+      </w:r>
     </w:p>
     <w:p>
       <w:pPr/>
@@ -403,23 +376,13 @@
           <w:vertAlign w:val="superscript"/>
           <w:lang w:val="es_ES" w:bidi="es_ES"/>
         </w:rPr>
-        <w:t>5</w:t>
-      </w:r>
-      <w:r>
-        <w:rPr>
-          <w:lang w:val="es_ES" w:bidi="es_ES"/>
-        </w:rPr>
-        <w:t xml:space="preserve"> Si ladrones vinieran á ti, ó robadores de noche (¡cómo has sido destruído!) ¿no hurtaran lo que les bastase? Pues si entraran á ti vendimiadores, aun dejaran algún rebusco.</w:t>
-      </w:r>
-      <w:r>
-        <w:rPr>
-          <w:lang w:val="es_ES" w:bidi="es_ES"/>
-        </w:rPr>
-      </w:r>
-      <w:r>
-        <w:rPr>
-          <w:lang w:val="es_ES" w:bidi="es_ES"/>
-        </w:rPr>
+        <w:t>9</w:t>
+      </w:r>
+      <w:r>
+        <w:rPr>
+          <w:lang w:val="es_ES" w:bidi="es_ES"/>
+        </w:rPr>
+        <w:t xml:space="preserve"> Y tus valientes, oh Temán, serán quebrantados; porque todo hombre será talado del monte de Esaú por el estrago.</w:t>
       </w:r>
     </w:p>
     <w:p>
@@ -429,6 +392,19 @@
           <w:lang w:val="es_ES" w:bidi="es_ES"/>
         </w:rPr>
       </w:r>
+      <w:r>
+        <w:rPr>
+          <w:vertAlign w:val="superscript"/>
+          <w:lang w:val="es_ES" w:bidi="es_ES"/>
+        </w:rPr>
+        <w:t>10</w:t>
+      </w:r>
+      <w:r>
+        <w:rPr>
+          <w:lang w:val="es_ES" w:bidi="es_ES"/>
+        </w:rPr>
+        <w:t xml:space="preserve"> Por la injuria de tu hermano Jacob te cubrirá vergüenza, y serás talado para siempre.</w:t>
+      </w:r>
     </w:p>
     <w:p>
       <w:pPr/>
@@ -442,23 +418,13 @@
           <w:vertAlign w:val="superscript"/>
           <w:lang w:val="es_ES" w:bidi="es_ES"/>
         </w:rPr>
-        <w:t>6</w:t>
-      </w:r>
-      <w:r>
-        <w:rPr>
-          <w:lang w:val="es_ES" w:bidi="es_ES"/>
-        </w:rPr>
-        <w:t xml:space="preserve"> ¡Cómo fueron escudriñadas las cosas de Esaú! sus cosas escondidas fueron buscadas.</w:t>
-      </w:r>
-      <w:r>
-        <w:rPr>
-          <w:lang w:val="es_ES" w:bidi="es_ES"/>
-        </w:rPr>
-      </w:r>
-      <w:r>
-        <w:rPr>
-          <w:lang w:val="es_ES" w:bidi="es_ES"/>
-        </w:rPr>
+        <w:t>11</w:t>
+      </w:r>
+      <w:r>
+        <w:rPr>
+          <w:lang w:val="es_ES" w:bidi="es_ES"/>
+        </w:rPr>
+        <w:t xml:space="preserve"> El día que estando tú delante, llevaban extraños cautivo su ejército, y los extraños entraban por sus puertas, y echaban suertes sobre Jerusalem, tú también eras como uno de ellos.</w:t>
       </w:r>
     </w:p>
     <w:p>
@@ -468,6 +434,19 @@
           <w:lang w:val="es_ES" w:bidi="es_ES"/>
         </w:rPr>
       </w:r>
+      <w:r>
+        <w:rPr>
+          <w:vertAlign w:val="superscript"/>
+          <w:lang w:val="es_ES" w:bidi="es_ES"/>
+        </w:rPr>
+        <w:t>12</w:t>
+      </w:r>
+      <w:r>
+        <w:rPr>
+          <w:lang w:val="es_ES" w:bidi="es_ES"/>
+        </w:rPr>
+        <w:t xml:space="preserve"> Pues no debiste tú estar mirando en el día de tu hermano, el día en que fué extrañado: no te habías de haber alegrado de los hijos de Judá en el día que se perdieron, ni habías de ensanchar tu boca en el día de la angustia:</w:t>
+      </w:r>
     </w:p>
     <w:p>
       <w:pPr/>
@@ -481,23 +460,13 @@
           <w:vertAlign w:val="superscript"/>
           <w:lang w:val="es_ES" w:bidi="es_ES"/>
         </w:rPr>
-        <w:t>7</w:t>
-      </w:r>
-      <w:r>
-        <w:rPr>
-          <w:lang w:val="es_ES" w:bidi="es_ES"/>
-        </w:rPr>
-        <w:t xml:space="preserve"> Hasta el término te hicieron llegar todos tus aliados; te han engañado tus pacíficos, prevalecieron contra ti; los que comían tu pan, pusieron el lazo debajo de ti: no hay en él entendimiento.</w:t>
-      </w:r>
-      <w:r>
-        <w:rPr>
-          <w:lang w:val="es_ES" w:bidi="es_ES"/>
-        </w:rPr>
-      </w:r>
-      <w:r>
-        <w:rPr>
-          <w:lang w:val="es_ES" w:bidi="es_ES"/>
-        </w:rPr>
+        <w:t>13</w:t>
+      </w:r>
+      <w:r>
+        <w:rPr>
+          <w:lang w:val="es_ES" w:bidi="es_ES"/>
+        </w:rPr>
+        <w:t xml:space="preserve"> No habías de haber entrado por la puerta de mi pueblo en el día de su quebrantamiento; no, no habías tú de haber mirado su mal el día de su quebranto, ni haber echado mano á sus bienes el día de su calamidad.</w:t>
       </w:r>
     </w:p>
     <w:p>
@@ -507,6 +476,19 @@
           <w:lang w:val="es_ES" w:bidi="es_ES"/>
         </w:rPr>
       </w:r>
+      <w:r>
+        <w:rPr>
+          <w:vertAlign w:val="superscript"/>
+          <w:lang w:val="es_ES" w:bidi="es_ES"/>
+        </w:rPr>
+        <w:t>14</w:t>
+      </w:r>
+      <w:r>
+        <w:rPr>
+          <w:lang w:val="es_ES" w:bidi="es_ES"/>
+        </w:rPr>
+        <w:t xml:space="preserve"> Tampoco habías de haberte parado en las encrucijadas, para matar los que de ellos escapasen; ni habías tú de haber entregado los que quedaban en el día de angustia.</w:t>
+      </w:r>
     </w:p>
     <w:p>
       <w:pPr/>
@@ -520,23 +502,13 @@
           <w:vertAlign w:val="superscript"/>
           <w:lang w:val="es_ES" w:bidi="es_ES"/>
         </w:rPr>
-        <w:t>8</w:t>
-      </w:r>
-      <w:r>
-        <w:rPr>
-          <w:lang w:val="es_ES" w:bidi="es_ES"/>
-        </w:rPr>
-        <w:t xml:space="preserve"> ¿No haré que perezcan en aquel día, dice Jehová, los sabios de Edom, y la prudencia del monte de Esaú?</w:t>
-      </w:r>
-      <w:r>
-        <w:rPr>
-          <w:lang w:val="es_ES" w:bidi="es_ES"/>
-        </w:rPr>
-      </w:r>
-      <w:r>
-        <w:rPr>
-          <w:lang w:val="es_ES" w:bidi="es_ES"/>
-        </w:rPr>
+        <w:t>15</w:t>
+      </w:r>
+      <w:r>
+        <w:rPr>
+          <w:lang w:val="es_ES" w:bidi="es_ES"/>
+        </w:rPr>
+        <w:t xml:space="preserve"> Porque cercano está el día de Jehová sobre todas las gentes: como tú hiciste se hará contigo: tu galardón volverá sobre tu cabeza.</w:t>
       </w:r>
     </w:p>
     <w:p>
@@ -546,6 +518,19 @@
           <w:lang w:val="es_ES" w:bidi="es_ES"/>
         </w:rPr>
       </w:r>
+      <w:r>
+        <w:rPr>
+          <w:vertAlign w:val="superscript"/>
+          <w:lang w:val="es_ES" w:bidi="es_ES"/>
+        </w:rPr>
+        <w:t>16</w:t>
+      </w:r>
+      <w:r>
+        <w:rPr>
+          <w:lang w:val="es_ES" w:bidi="es_ES"/>
+        </w:rPr>
+        <w:t xml:space="preserve"> De la manera que vosotros bebisteis en mi santo monte, beberán todas las gentes de continuo; beberán, y engullirán, y serán como si no hubieran sido.</w:t>
+      </w:r>
     </w:p>
     <w:p>
       <w:pPr/>
@@ -559,23 +544,13 @@
           <w:vertAlign w:val="superscript"/>
           <w:lang w:val="es_ES" w:bidi="es_ES"/>
         </w:rPr>
-        <w:t>9</w:t>
-      </w:r>
-      <w:r>
-        <w:rPr>
-          <w:lang w:val="es_ES" w:bidi="es_ES"/>
-        </w:rPr>
-        <w:t xml:space="preserve"> Y tus valientes, oh Temán, serán quebrantados; porque todo hombre será talado del monte de Esaú por el estrago.</w:t>
-      </w:r>
-      <w:r>
-        <w:rPr>
-          <w:lang w:val="es_ES" w:bidi="es_ES"/>
-        </w:rPr>
-      </w:r>
-      <w:r>
-        <w:rPr>
-          <w:lang w:val="es_ES" w:bidi="es_ES"/>
-        </w:rPr>
+        <w:t>17</w:t>
+      </w:r>
+      <w:r>
+        <w:rPr>
+          <w:lang w:val="es_ES" w:bidi="es_ES"/>
+        </w:rPr>
+        <w:t xml:space="preserve"> Mas en el monte de Sión habrá salvamento, y será santidad, y la casa de Jacob, poseerá sus posesiones.</w:t>
       </w:r>
     </w:p>
     <w:p>
@@ -585,6 +560,19 @@
           <w:lang w:val="es_ES" w:bidi="es_ES"/>
         </w:rPr>
       </w:r>
+      <w:r>
+        <w:rPr>
+          <w:vertAlign w:val="superscript"/>
+          <w:lang w:val="es_ES" w:bidi="es_ES"/>
+        </w:rPr>
+        <w:t>18</w:t>
+      </w:r>
+      <w:r>
+        <w:rPr>
+          <w:lang w:val="es_ES" w:bidi="es_ES"/>
+        </w:rPr>
+        <w:t xml:space="preserve"> Y la casa de Jacob será fuego, y la casa de José será llama, y la casa de Esaú estopa, y los quemarán, y los consumirán; ni aun reliquia quedará en la casa de Esaú, porque Jehová lo habló.</w:t>
+      </w:r>
     </w:p>
     <w:p>
       <w:pPr/>
@@ -598,23 +586,13 @@
           <w:vertAlign w:val="superscript"/>
           <w:lang w:val="es_ES" w:bidi="es_ES"/>
         </w:rPr>
-        <w:t>10</w:t>
-      </w:r>
-      <w:r>
-        <w:rPr>
-          <w:lang w:val="es_ES" w:bidi="es_ES"/>
-        </w:rPr>
-        <w:t xml:space="preserve"> Por la injuria de tu hermano Jacob te cubrirá vergüenza, y serás talado para siempre.</w:t>
-      </w:r>
-      <w:r>
-        <w:rPr>
-          <w:lang w:val="es_ES" w:bidi="es_ES"/>
-        </w:rPr>
-      </w:r>
-      <w:r>
-        <w:rPr>
-          <w:lang w:val="es_ES" w:bidi="es_ES"/>
-        </w:rPr>
+        <w:t>19</w:t>
+      </w:r>
+      <w:r>
+        <w:rPr>
+          <w:lang w:val="es_ES" w:bidi="es_ES"/>
+        </w:rPr>
+        <w:t xml:space="preserve"> Y los del mediodía poseerán el monte de Esaú, y los llanos de los Palestinos; poseerán también los campos de Ephraim, y los campos de Samaria; y Benjamín á Galaad.</w:t>
       </w:r>
     </w:p>
     <w:p>
@@ -624,6 +602,19 @@
           <w:lang w:val="es_ES" w:bidi="es_ES"/>
         </w:rPr>
       </w:r>
+      <w:r>
+        <w:rPr>
+          <w:vertAlign w:val="superscript"/>
+          <w:lang w:val="es_ES" w:bidi="es_ES"/>
+        </w:rPr>
+        <w:t>20</w:t>
+      </w:r>
+      <w:r>
+        <w:rPr>
+          <w:lang w:val="es_ES" w:bidi="es_ES"/>
+        </w:rPr>
+        <w:t xml:space="preserve"> Y los cautivos de aqueste ejército de los hijos de Israel poseerán lo de los Cananeos hasta Sarepta; y los cautivos de Jerusalem, que están en Sepharad, poseerán las ciudades del mediodía.</w:t>
+      </w:r>
     </w:p>
     <w:p>
       <w:pPr/>
@@ -637,396 +628,6 @@
           <w:vertAlign w:val="superscript"/>
           <w:lang w:val="es_ES" w:bidi="es_ES"/>
         </w:rPr>
-        <w:t>11</w:t>
-      </w:r>
-      <w:r>
-        <w:rPr>
-          <w:lang w:val="es_ES" w:bidi="es_ES"/>
-        </w:rPr>
-        <w:t xml:space="preserve"> El día que estando tú delante, llevaban extraños cautivo su ejército, y los extraños entraban por sus puertas, y echaban suertes sobre Jerusalem, tú también eras como uno de ellos.</w:t>
-      </w:r>
-      <w:r>
-        <w:rPr>
-          <w:lang w:val="es_ES" w:bidi="es_ES"/>
-        </w:rPr>
-      </w:r>
-      <w:r>
-        <w:rPr>
-          <w:lang w:val="es_ES" w:bidi="es_ES"/>
-        </w:rPr>
-      </w:r>
-    </w:p>
-    <w:p>
-      <w:pPr/>
-      <w:r>
-        <w:rPr>
-          <w:lang w:val="es_ES" w:bidi="es_ES"/>
-        </w:rPr>
-      </w:r>
-    </w:p>
-    <w:p>
-      <w:pPr/>
-      <w:r>
-        <w:rPr>
-          <w:lang w:val="es_ES" w:bidi="es_ES"/>
-        </w:rPr>
-      </w:r>
-      <w:r>
-        <w:rPr>
-          <w:vertAlign w:val="superscript"/>
-          <w:lang w:val="es_ES" w:bidi="es_ES"/>
-        </w:rPr>
-        <w:t>12</w:t>
-      </w:r>
-      <w:r>
-        <w:rPr>
-          <w:lang w:val="es_ES" w:bidi="es_ES"/>
-        </w:rPr>
-        <w:t xml:space="preserve"> Pues no debiste tú estar mirando en el día de tu hermano, el día en que fué extrañado: no te habías de haber alegrado de los hijos de Judá en el día que se perdieron, ni habías de ensanchar tu boca en el día de la angustia:</w:t>
-      </w:r>
-      <w:r>
-        <w:rPr>
-          <w:lang w:val="es_ES" w:bidi="es_ES"/>
-        </w:rPr>
-      </w:r>
-      <w:r>
-        <w:rPr>
-          <w:lang w:val="es_ES" w:bidi="es_ES"/>
-        </w:rPr>
-      </w:r>
-    </w:p>
-    <w:p>
-      <w:pPr/>
-      <w:r>
-        <w:rPr>
-          <w:lang w:val="es_ES" w:bidi="es_ES"/>
-        </w:rPr>
-      </w:r>
-    </w:p>
-    <w:p>
-      <w:pPr/>
-      <w:r>
-        <w:rPr>
-          <w:lang w:val="es_ES" w:bidi="es_ES"/>
-        </w:rPr>
-      </w:r>
-      <w:r>
-        <w:rPr>
-          <w:vertAlign w:val="superscript"/>
-          <w:lang w:val="es_ES" w:bidi="es_ES"/>
-        </w:rPr>
-        <w:t>13</w:t>
-      </w:r>
-      <w:r>
-        <w:rPr>
-          <w:lang w:val="es_ES" w:bidi="es_ES"/>
-        </w:rPr>
-        <w:t xml:space="preserve"> No habías de haber entrado por la puerta de mi pueblo en el día de su quebrantamiento; no, no habías tú de haber mirado su mal el día de su quebranto, ni haber echado mano á sus bienes el día de su calamidad.</w:t>
-      </w:r>
-      <w:r>
-        <w:rPr>
-          <w:lang w:val="es_ES" w:bidi="es_ES"/>
-        </w:rPr>
-      </w:r>
-      <w:r>
-        <w:rPr>
-          <w:lang w:val="es_ES" w:bidi="es_ES"/>
-        </w:rPr>
-      </w:r>
-    </w:p>
-    <w:p>
-      <w:pPr/>
-      <w:r>
-        <w:rPr>
-          <w:lang w:val="es_ES" w:bidi="es_ES"/>
-        </w:rPr>
-      </w:r>
-    </w:p>
-    <w:p>
-      <w:pPr/>
-      <w:r>
-        <w:rPr>
-          <w:lang w:val="es_ES" w:bidi="es_ES"/>
-        </w:rPr>
-      </w:r>
-      <w:r>
-        <w:rPr>
-          <w:vertAlign w:val="superscript"/>
-          <w:lang w:val="es_ES" w:bidi="es_ES"/>
-        </w:rPr>
-        <w:t>14</w:t>
-      </w:r>
-      <w:r>
-        <w:rPr>
-          <w:lang w:val="es_ES" w:bidi="es_ES"/>
-        </w:rPr>
-        <w:t xml:space="preserve"> Tampoco habías de haberte parado en las encrucijadas, para matar los que de ellos escapasen; ni habías tú de haber entregado los que quedaban en el día de angustia.</w:t>
-      </w:r>
-      <w:r>
-        <w:rPr>
-          <w:lang w:val="es_ES" w:bidi="es_ES"/>
-        </w:rPr>
-      </w:r>
-      <w:r>
-        <w:rPr>
-          <w:lang w:val="es_ES" w:bidi="es_ES"/>
-        </w:rPr>
-      </w:r>
-    </w:p>
-    <w:p>
-      <w:pPr/>
-      <w:r>
-        <w:rPr>
-          <w:lang w:val="es_ES" w:bidi="es_ES"/>
-        </w:rPr>
-      </w:r>
-    </w:p>
-    <w:p>
-      <w:pPr/>
-      <w:r>
-        <w:rPr>
-          <w:lang w:val="es_ES" w:bidi="es_ES"/>
-        </w:rPr>
-      </w:r>
-      <w:r>
-        <w:rPr>
-          <w:vertAlign w:val="superscript"/>
-          <w:lang w:val="es_ES" w:bidi="es_ES"/>
-        </w:rPr>
-        <w:t>15</w:t>
-      </w:r>
-      <w:r>
-        <w:rPr>
-          <w:lang w:val="es_ES" w:bidi="es_ES"/>
-        </w:rPr>
-        <w:t xml:space="preserve"> Porque cercano está el día de Jehová sobre todas las gentes: como tú hiciste se hará contigo: tu galardón volverá sobre tu cabeza.</w:t>
-      </w:r>
-      <w:r>
-        <w:rPr>
-          <w:lang w:val="es_ES" w:bidi="es_ES"/>
-        </w:rPr>
-      </w:r>
-      <w:r>
-        <w:rPr>
-          <w:lang w:val="es_ES" w:bidi="es_ES"/>
-        </w:rPr>
-      </w:r>
-    </w:p>
-    <w:p>
-      <w:pPr/>
-      <w:r>
-        <w:rPr>
-          <w:lang w:val="es_ES" w:bidi="es_ES"/>
-        </w:rPr>
-      </w:r>
-    </w:p>
-    <w:p>
-      <w:pPr/>
-      <w:r>
-        <w:rPr>
-          <w:lang w:val="es_ES" w:bidi="es_ES"/>
-        </w:rPr>
-      </w:r>
-      <w:r>
-        <w:rPr>
-          <w:vertAlign w:val="superscript"/>
-          <w:lang w:val="es_ES" w:bidi="es_ES"/>
-        </w:rPr>
-        <w:t>16</w:t>
-      </w:r>
-      <w:r>
-        <w:rPr>
-          <w:lang w:val="es_ES" w:bidi="es_ES"/>
-        </w:rPr>
-        <w:t xml:space="preserve"> De la manera que vosotros bebisteis en mi santo monte, beberán todas las gentes de continuo; beberán, y engullirán, y serán como si no hubieran sido.</w:t>
-      </w:r>
-      <w:r>
-        <w:rPr>
-          <w:lang w:val="es_ES" w:bidi="es_ES"/>
-        </w:rPr>
-      </w:r>
-      <w:r>
-        <w:rPr>
-          <w:lang w:val="es_ES" w:bidi="es_ES"/>
-        </w:rPr>
-      </w:r>
-    </w:p>
-    <w:p>
-      <w:pPr/>
-      <w:r>
-        <w:rPr>
-          <w:lang w:val="es_ES" w:bidi="es_ES"/>
-        </w:rPr>
-      </w:r>
-    </w:p>
-    <w:p>
-      <w:pPr/>
-      <w:r>
-        <w:rPr>
-          <w:lang w:val="es_ES" w:bidi="es_ES"/>
-        </w:rPr>
-      </w:r>
-      <w:r>
-        <w:rPr>
-          <w:vertAlign w:val="superscript"/>
-          <w:lang w:val="es_ES" w:bidi="es_ES"/>
-        </w:rPr>
-        <w:t>17</w:t>
-      </w:r>
-      <w:r>
-        <w:rPr>
-          <w:lang w:val="es_ES" w:bidi="es_ES"/>
-        </w:rPr>
-        <w:t xml:space="preserve"> Mas en el monte de Sión habrá salvamento, y será santidad, y la casa de Jacob, poseerá sus posesiones.</w:t>
-      </w:r>
-      <w:r>
-        <w:rPr>
-          <w:lang w:val="es_ES" w:bidi="es_ES"/>
-        </w:rPr>
-      </w:r>
-      <w:r>
-        <w:rPr>
-          <w:lang w:val="es_ES" w:bidi="es_ES"/>
-        </w:rPr>
-      </w:r>
-    </w:p>
-    <w:p>
-      <w:pPr/>
-      <w:r>
-        <w:rPr>
-          <w:lang w:val="es_ES" w:bidi="es_ES"/>
-        </w:rPr>
-      </w:r>
-    </w:p>
-    <w:p>
-      <w:pPr/>
-      <w:r>
-        <w:rPr>
-          <w:lang w:val="es_ES" w:bidi="es_ES"/>
-        </w:rPr>
-      </w:r>
-      <w:r>
-        <w:rPr>
-          <w:vertAlign w:val="superscript"/>
-          <w:lang w:val="es_ES" w:bidi="es_ES"/>
-        </w:rPr>
-        <w:t>18</w:t>
-      </w:r>
-      <w:r>
-        <w:rPr>
-          <w:lang w:val="es_ES" w:bidi="es_ES"/>
-        </w:rPr>
-        <w:t xml:space="preserve"> Y la casa de Jacob será fuego, y la casa de José será llama, y la casa de Esaú estopa, y los quemarán, y los consumirán; ni aun reliquia quedará en la casa de Esaú, porque Jehová lo habló.</w:t>
-      </w:r>
-      <w:r>
-        <w:rPr>
-          <w:lang w:val="es_ES" w:bidi="es_ES"/>
-        </w:rPr>
-      </w:r>
-      <w:r>
-        <w:rPr>
-          <w:lang w:val="es_ES" w:bidi="es_ES"/>
-        </w:rPr>
-      </w:r>
-    </w:p>
-    <w:p>
-      <w:pPr/>
-      <w:r>
-        <w:rPr>
-          <w:lang w:val="es_ES" w:bidi="es_ES"/>
-        </w:rPr>
-      </w:r>
-    </w:p>
-    <w:p>
-      <w:pPr/>
-      <w:r>
-        <w:rPr>
-          <w:lang w:val="es_ES" w:bidi="es_ES"/>
-        </w:rPr>
-      </w:r>
-      <w:r>
-        <w:rPr>
-          <w:vertAlign w:val="superscript"/>
-          <w:lang w:val="es_ES" w:bidi="es_ES"/>
-        </w:rPr>
-        <w:t>19</w:t>
-      </w:r>
-      <w:r>
-        <w:rPr>
-          <w:lang w:val="es_ES" w:bidi="es_ES"/>
-        </w:rPr>
-        <w:t xml:space="preserve"> Y los del mediodía poseerán el monte de Esaú, y los llanos de los Palestinos; poseerán también los campos de Ephraim, y los campos de Samaria; y Benjamín á Galaad.</w:t>
-      </w:r>
-      <w:r>
-        <w:rPr>
-          <w:lang w:val="es_ES" w:bidi="es_ES"/>
-        </w:rPr>
-      </w:r>
-      <w:r>
-        <w:rPr>
-          <w:lang w:val="es_ES" w:bidi="es_ES"/>
-        </w:rPr>
-      </w:r>
-    </w:p>
-    <w:p>
-      <w:pPr/>
-      <w:r>
-        <w:rPr>
-          <w:lang w:val="es_ES" w:bidi="es_ES"/>
-        </w:rPr>
-      </w:r>
-    </w:p>
-    <w:p>
-      <w:pPr/>
-      <w:r>
-        <w:rPr>
-          <w:lang w:val="es_ES" w:bidi="es_ES"/>
-        </w:rPr>
-      </w:r>
-      <w:r>
-        <w:rPr>
-          <w:vertAlign w:val="superscript"/>
-          <w:lang w:val="es_ES" w:bidi="es_ES"/>
-        </w:rPr>
-        <w:t>20</w:t>
-      </w:r>
-      <w:r>
-        <w:rPr>
-          <w:lang w:val="es_ES" w:bidi="es_ES"/>
-        </w:rPr>
-        <w:t xml:space="preserve"> Y los cautivos de aqueste ejército de los hijos de Israel poseerán lo de los Cananeos hasta Sarepta; y los cautivos de Jerusalem, que están en Sepharad, poseerán las ciudades del mediodía.</w:t>
-      </w:r>
-      <w:r>
-        <w:rPr>
-          <w:lang w:val="es_ES" w:bidi="es_ES"/>
-        </w:rPr>
-      </w:r>
-      <w:r>
-        <w:rPr>
-          <w:lang w:val="es_ES" w:bidi="es_ES"/>
-        </w:rPr>
-      </w:r>
-    </w:p>
-    <w:p>
-      <w:pPr/>
-      <w:r>
-        <w:rPr>
-          <w:lang w:val="es_ES" w:bidi="es_ES"/>
-        </w:rPr>
-      </w:r>
-    </w:p>
-    <w:p>
-      <w:pPr/>
-      <w:r>
-        <w:rPr>
-          <w:lang w:val="es_ES" w:bidi="es_ES"/>
-        </w:rPr>
-      </w:r>
-      <w:r>
-        <w:rPr>
-          <w:vertAlign w:val="superscript"/>
-          <w:lang w:val="es_ES" w:bidi="es_ES"/>
-        </w:rPr>
         <w:t>21</w:t>
       </w:r>
       <w:r>
@@ -1034,16 +635,6 @@
           <w:lang w:val="es_ES" w:bidi="es_ES"/>
         </w:rPr>
         <w:t xml:space="preserve"> Y vendrán salvadores al monte de Sión para juzgar al monte de Esaú; y el reino será de Jehová.</w:t>
-      </w:r>
-      <w:r>
-        <w:rPr>
-          <w:lang w:val="es_ES" w:bidi="es_ES"/>
-        </w:rPr>
-      </w:r>
-      <w:r>
-        <w:rPr>
-          <w:lang w:val="es_ES" w:bidi="es_ES"/>
-        </w:rPr>
       </w:r>
     </w:p>
     <w:sectPr>
